--- a/Word/Дубровский_02_.docx
+++ b/Word/Дубровский_02_.docx
@@ -42,6 +42,166 @@
           <w:szCs w:val="28"/>
         </w:rPr>
         <w:t>СТРУКТУРЫ ДАННЫХ. АЛГОРИТМЫ ОБРАБОТКИ СТРУКТУР ДАННЫХ</w:t>
+      </w:r>
+    </w:p>
+    <w:p>
+      <w:pPr>
+        <w:keepNext w:val="0"/>
+        <w:keepLines w:val="0"/>
+        <w:pageBreakBefore w:val="0"/>
+        <w:widowControl/>
+        <w:kinsoku/>
+        <w:wordWrap/>
+        <w:overflowPunct/>
+        <w:topLinePunct w:val="0"/>
+        <w:autoSpaceDE/>
+        <w:autoSpaceDN/>
+        <w:bidi w:val="0"/>
+        <w:adjustRightInd/>
+        <w:snapToGrid/>
+        <w:spacing w:after="0" w:line="240" w:lineRule="auto"/>
+        <w:ind w:firstLine="350" w:firstLineChars="125"/>
+        <w:textAlignment w:val="auto"/>
+        <w:rPr>
+          <w:rFonts w:hint="default" w:ascii="Times New Roman" w:hAnsi="Times New Roman"/>
+          <w:sz w:val="28"/>
+          <w:szCs w:val="28"/>
+        </w:rPr>
+      </w:pPr>
+      <w:r>
+        <w:rPr>
+          <w:rFonts w:ascii="Times New Roman" w:hAnsi="Times New Roman"/>
+          <w:sz w:val="28"/>
+          <w:szCs w:val="28"/>
+        </w:rPr>
+        <w:t>Задани</w:t>
+      </w:r>
+      <w:r>
+        <w:rPr>
+          <w:rFonts w:ascii="Times New Roman" w:hAnsi="Times New Roman"/>
+          <w:sz w:val="28"/>
+          <w:szCs w:val="28"/>
+          <w:lang w:val="ru-RU"/>
+        </w:rPr>
+        <w:t>е</w:t>
+      </w:r>
+      <w:r>
+        <w:rPr>
+          <w:rFonts w:hint="default" w:ascii="Times New Roman" w:hAnsi="Times New Roman"/>
+          <w:sz w:val="28"/>
+          <w:szCs w:val="28"/>
+          <w:lang w:val="ru-RU"/>
+        </w:rPr>
+        <w:t xml:space="preserve"> 1.</w:t>
+      </w:r>
+      <w:r>
+        <w:rPr>
+          <w:rFonts w:ascii="Times New Roman" w:hAnsi="Times New Roman"/>
+          <w:sz w:val="28"/>
+          <w:szCs w:val="28"/>
+        </w:rPr>
+        <w:t xml:space="preserve"> </w:t>
+      </w:r>
+      <w:r>
+        <w:rPr>
+          <w:rFonts w:hint="default" w:ascii="Times New Roman" w:hAnsi="Times New Roman"/>
+          <w:sz w:val="28"/>
+          <w:szCs w:val="28"/>
+        </w:rPr>
+        <w:t>В массиве вещественных чисел найти произведение элементов,</w:t>
+      </w:r>
+    </w:p>
+    <w:p>
+      <w:pPr>
+        <w:keepNext w:val="0"/>
+        <w:keepLines w:val="0"/>
+        <w:pageBreakBefore w:val="0"/>
+        <w:widowControl/>
+        <w:kinsoku/>
+        <w:wordWrap/>
+        <w:overflowPunct/>
+        <w:topLinePunct w:val="0"/>
+        <w:autoSpaceDE/>
+        <w:autoSpaceDN/>
+        <w:bidi w:val="0"/>
+        <w:adjustRightInd/>
+        <w:snapToGrid/>
+        <w:spacing w:after="0" w:line="240" w:lineRule="auto"/>
+        <w:ind w:firstLine="350" w:firstLineChars="125"/>
+        <w:textAlignment w:val="auto"/>
+        <w:rPr>
+          <w:rFonts w:ascii="Times New Roman" w:hAnsi="Times New Roman"/>
+          <w:sz w:val="28"/>
+          <w:szCs w:val="28"/>
+        </w:rPr>
+      </w:pPr>
+      <w:r>
+        <w:rPr>
+          <w:rFonts w:hint="default" w:ascii="Times New Roman" w:hAnsi="Times New Roman"/>
+          <w:sz w:val="28"/>
+          <w:szCs w:val="28"/>
+        </w:rPr>
+        <w:t>стоящих на четных позициях.</w:t>
+      </w:r>
+    </w:p>
+    <w:p>
+      <w:pPr>
+        <w:keepNext w:val="0"/>
+        <w:keepLines w:val="0"/>
+        <w:pageBreakBefore w:val="0"/>
+        <w:widowControl/>
+        <w:kinsoku/>
+        <w:wordWrap/>
+        <w:overflowPunct/>
+        <w:topLinePunct w:val="0"/>
+        <w:autoSpaceDE/>
+        <w:autoSpaceDN/>
+        <w:bidi w:val="0"/>
+        <w:adjustRightInd/>
+        <w:snapToGrid/>
+        <w:spacing w:after="0" w:line="240" w:lineRule="auto"/>
+        <w:ind w:firstLine="350" w:firstLineChars="125"/>
+        <w:textAlignment w:val="auto"/>
+        <w:rPr>
+          <w:rFonts w:ascii="Times New Roman" w:hAnsi="Times New Roman"/>
+          <w:sz w:val="28"/>
+          <w:szCs w:val="28"/>
+          <w:lang w:val="en-US"/>
+        </w:rPr>
+      </w:pPr>
+      <w:r>
+        <w:rPr>
+          <w:rFonts w:ascii="Times New Roman" w:hAnsi="Times New Roman"/>
+          <w:sz w:val="28"/>
+          <w:szCs w:val="28"/>
+        </w:rPr>
+        <w:t>Листинг</w:t>
+      </w:r>
+      <w:r>
+        <w:rPr>
+          <w:rFonts w:ascii="Times New Roman" w:hAnsi="Times New Roman"/>
+          <w:sz w:val="28"/>
+          <w:szCs w:val="28"/>
+          <w:lang w:val="en-US"/>
+        </w:rPr>
+        <w:t xml:space="preserve"> </w:t>
+      </w:r>
+      <w:r>
+        <w:rPr>
+          <w:rFonts w:ascii="Times New Roman" w:hAnsi="Times New Roman"/>
+          <w:sz w:val="28"/>
+          <w:szCs w:val="28"/>
+        </w:rPr>
+        <w:t>программы</w:t>
+      </w:r>
+      <w:r>
+        <w:rPr>
+          <w:rFonts w:ascii="Times New Roman" w:hAnsi="Times New Roman"/>
+          <w:sz w:val="28"/>
+          <w:szCs w:val="28"/>
+          <w:lang w:val="en-US"/>
+        </w:rPr>
+        <w:t>:</w:t>
       </w:r>
       <w:bookmarkStart w:id="0" w:name="_GoBack"/>
       <w:bookmarkEnd w:id="0"/>
@@ -68,166 +228,6 @@
           <w:rFonts w:hint="default" w:ascii="Times New Roman" w:hAnsi="Times New Roman"/>
           <w:sz w:val="28"/>
           <w:szCs w:val="28"/>
-        </w:rPr>
-      </w:pPr>
-      <w:r>
-        <w:rPr>
-          <w:rFonts w:ascii="Times New Roman" w:hAnsi="Times New Roman"/>
-          <w:sz w:val="28"/>
-          <w:szCs w:val="28"/>
-        </w:rPr>
-        <w:t>Задани</w:t>
-      </w:r>
-      <w:r>
-        <w:rPr>
-          <w:rFonts w:ascii="Times New Roman" w:hAnsi="Times New Roman"/>
-          <w:sz w:val="28"/>
-          <w:szCs w:val="28"/>
-          <w:lang w:val="ru-RU"/>
-        </w:rPr>
-        <w:t>е</w:t>
-      </w:r>
-      <w:r>
-        <w:rPr>
-          <w:rFonts w:hint="default" w:ascii="Times New Roman" w:hAnsi="Times New Roman"/>
-          <w:sz w:val="28"/>
-          <w:szCs w:val="28"/>
-          <w:lang w:val="ru-RU"/>
-        </w:rPr>
-        <w:t xml:space="preserve"> 1.</w:t>
-      </w:r>
-      <w:r>
-        <w:rPr>
-          <w:rFonts w:ascii="Times New Roman" w:hAnsi="Times New Roman"/>
-          <w:sz w:val="28"/>
-          <w:szCs w:val="28"/>
-        </w:rPr>
-        <w:t xml:space="preserve"> </w:t>
-      </w:r>
-      <w:r>
-        <w:rPr>
-          <w:rFonts w:hint="default" w:ascii="Times New Roman" w:hAnsi="Times New Roman"/>
-          <w:sz w:val="28"/>
-          <w:szCs w:val="28"/>
-        </w:rPr>
-        <w:t>В массиве вещественных чисел найти произведение элементов,</w:t>
-      </w:r>
-    </w:p>
-    <w:p>
-      <w:pPr>
-        <w:keepNext w:val="0"/>
-        <w:keepLines w:val="0"/>
-        <w:pageBreakBefore w:val="0"/>
-        <w:widowControl/>
-        <w:kinsoku/>
-        <w:wordWrap/>
-        <w:overflowPunct/>
-        <w:topLinePunct w:val="0"/>
-        <w:autoSpaceDE/>
-        <w:autoSpaceDN/>
-        <w:bidi w:val="0"/>
-        <w:adjustRightInd/>
-        <w:snapToGrid/>
-        <w:spacing w:after="0" w:line="240" w:lineRule="auto"/>
-        <w:ind w:firstLine="350" w:firstLineChars="125"/>
-        <w:textAlignment w:val="auto"/>
-        <w:rPr>
-          <w:rFonts w:ascii="Times New Roman" w:hAnsi="Times New Roman"/>
-          <w:sz w:val="28"/>
-          <w:szCs w:val="28"/>
-        </w:rPr>
-      </w:pPr>
-      <w:r>
-        <w:rPr>
-          <w:rFonts w:hint="default" w:ascii="Times New Roman" w:hAnsi="Times New Roman"/>
-          <w:sz w:val="28"/>
-          <w:szCs w:val="28"/>
-        </w:rPr>
-        <w:t>стоящих на четных позициях.</w:t>
-      </w:r>
-    </w:p>
-    <w:p>
-      <w:pPr>
-        <w:keepNext w:val="0"/>
-        <w:keepLines w:val="0"/>
-        <w:pageBreakBefore w:val="0"/>
-        <w:widowControl/>
-        <w:kinsoku/>
-        <w:wordWrap/>
-        <w:overflowPunct/>
-        <w:topLinePunct w:val="0"/>
-        <w:autoSpaceDE/>
-        <w:autoSpaceDN/>
-        <w:bidi w:val="0"/>
-        <w:adjustRightInd/>
-        <w:snapToGrid/>
-        <w:spacing w:after="0" w:line="240" w:lineRule="auto"/>
-        <w:ind w:firstLine="350" w:firstLineChars="125"/>
-        <w:textAlignment w:val="auto"/>
-        <w:rPr>
-          <w:rFonts w:ascii="Times New Roman" w:hAnsi="Times New Roman"/>
-          <w:sz w:val="28"/>
-          <w:szCs w:val="28"/>
-          <w:lang w:val="en-US"/>
-        </w:rPr>
-      </w:pPr>
-      <w:r>
-        <w:rPr>
-          <w:rFonts w:ascii="Times New Roman" w:hAnsi="Times New Roman"/>
-          <w:sz w:val="28"/>
-          <w:szCs w:val="28"/>
-        </w:rPr>
-        <w:t>Листинг</w:t>
-      </w:r>
-      <w:r>
-        <w:rPr>
-          <w:rFonts w:ascii="Times New Roman" w:hAnsi="Times New Roman"/>
-          <w:sz w:val="28"/>
-          <w:szCs w:val="28"/>
-          <w:lang w:val="en-US"/>
-        </w:rPr>
-        <w:t xml:space="preserve"> </w:t>
-      </w:r>
-      <w:r>
-        <w:rPr>
-          <w:rFonts w:ascii="Times New Roman" w:hAnsi="Times New Roman"/>
-          <w:sz w:val="28"/>
-          <w:szCs w:val="28"/>
-        </w:rPr>
-        <w:t>программы</w:t>
-      </w:r>
-      <w:r>
-        <w:rPr>
-          <w:rFonts w:ascii="Times New Roman" w:hAnsi="Times New Roman"/>
-          <w:sz w:val="28"/>
-          <w:szCs w:val="28"/>
-          <w:lang w:val="en-US"/>
-        </w:rPr>
-        <w:t>:</w:t>
-      </w:r>
-    </w:p>
-    <w:p>
-      <w:pPr>
-        <w:keepNext w:val="0"/>
-        <w:keepLines w:val="0"/>
-        <w:pageBreakBefore w:val="0"/>
-        <w:widowControl/>
-        <w:kinsoku/>
-        <w:wordWrap/>
-        <w:overflowPunct/>
-        <w:topLinePunct w:val="0"/>
-        <w:autoSpaceDE/>
-        <w:autoSpaceDN/>
-        <w:bidi w:val="0"/>
-        <w:adjustRightInd/>
-        <w:snapToGrid/>
-        <w:spacing w:after="0" w:line="240" w:lineRule="auto"/>
-        <w:ind w:firstLine="350" w:firstLineChars="125"/>
-        <w:textAlignment w:val="auto"/>
-        <w:rPr>
-          <w:rFonts w:hint="default" w:ascii="Times New Roman" w:hAnsi="Times New Roman"/>
-          <w:sz w:val="28"/>
-          <w:szCs w:val="28"/>
           <w:lang w:val="en-US"/>
         </w:rPr>
       </w:pPr>
@@ -261,16 +261,22 @@
         <w:textAlignment w:val="auto"/>
         <w:rPr>
           <w:rFonts w:hint="default" w:ascii="Times New Roman" w:hAnsi="Times New Roman"/>
-          <w:sz w:val="28"/>
-          <w:szCs w:val="28"/>
+          <w:b w:val="0"/>
+          <w:bCs w:val="0"/>
+          <w:sz w:val="28"/>
+          <w:szCs w:val="28"/>
+          <w:shd w:val="clear" w:color="auto" w:fill="auto"/>
           <w:lang w:val="en-US"/>
         </w:rPr>
       </w:pPr>
       <w:r>
         <w:rPr>
           <w:rFonts w:hint="default" w:ascii="Times New Roman" w:hAnsi="Times New Roman"/>
-          <w:sz w:val="28"/>
-          <w:szCs w:val="28"/>
+          <w:b w:val="0"/>
+          <w:bCs w:val="0"/>
+          <w:sz w:val="28"/>
+          <w:szCs w:val="28"/>
+          <w:shd w:val="clear" w:color="auto" w:fill="auto"/>
           <w:lang w:val="en-US"/>
         </w:rPr>
         <w:t>class Program</w:t>
@@ -296,16 +302,22 @@
         <w:textAlignment w:val="auto"/>
         <w:rPr>
           <w:rFonts w:hint="default" w:ascii="Times New Roman" w:hAnsi="Times New Roman"/>
-          <w:sz w:val="28"/>
-          <w:szCs w:val="28"/>
+          <w:b w:val="0"/>
+          <w:bCs w:val="0"/>
+          <w:sz w:val="28"/>
+          <w:szCs w:val="28"/>
+          <w:shd w:val="clear" w:color="auto" w:fill="auto"/>
           <w:lang w:val="en-US"/>
         </w:rPr>
       </w:pPr>
       <w:r>
         <w:rPr>
           <w:rFonts w:hint="default" w:ascii="Times New Roman" w:hAnsi="Times New Roman"/>
-          <w:sz w:val="28"/>
-          <w:szCs w:val="28"/>
+          <w:b w:val="0"/>
+          <w:bCs w:val="0"/>
+          <w:sz w:val="28"/>
+          <w:szCs w:val="28"/>
+          <w:shd w:val="clear" w:color="auto" w:fill="auto"/>
           <w:lang w:val="en-US"/>
         </w:rPr>
         <w:t>{</w:t>
@@ -331,16 +343,22 @@
         <w:textAlignment w:val="auto"/>
         <w:rPr>
           <w:rFonts w:hint="default" w:ascii="Times New Roman" w:hAnsi="Times New Roman"/>
-          <w:sz w:val="28"/>
-          <w:szCs w:val="28"/>
+          <w:b w:val="0"/>
+          <w:bCs w:val="0"/>
+          <w:sz w:val="28"/>
+          <w:szCs w:val="28"/>
+          <w:shd w:val="clear" w:color="auto" w:fill="auto"/>
           <w:lang w:val="en-US"/>
         </w:rPr>
       </w:pPr>
       <w:r>
         <w:rPr>
           <w:rFonts w:hint="default" w:ascii="Times New Roman" w:hAnsi="Times New Roman"/>
-          <w:sz w:val="28"/>
-          <w:szCs w:val="28"/>
+          <w:b w:val="0"/>
+          <w:bCs w:val="0"/>
+          <w:sz w:val="28"/>
+          <w:szCs w:val="28"/>
+          <w:shd w:val="clear" w:color="auto" w:fill="auto"/>
           <w:lang w:val="en-US"/>
         </w:rPr>
         <w:t xml:space="preserve">    static void Main()</w:t>
@@ -366,16 +384,22 @@
         <w:textAlignment w:val="auto"/>
         <w:rPr>
           <w:rFonts w:hint="default" w:ascii="Times New Roman" w:hAnsi="Times New Roman"/>
-          <w:sz w:val="28"/>
-          <w:szCs w:val="28"/>
+          <w:b w:val="0"/>
+          <w:bCs w:val="0"/>
+          <w:sz w:val="28"/>
+          <w:szCs w:val="28"/>
+          <w:shd w:val="clear" w:color="auto" w:fill="auto"/>
           <w:lang w:val="en-US"/>
         </w:rPr>
       </w:pPr>
       <w:r>
         <w:rPr>
           <w:rFonts w:hint="default" w:ascii="Times New Roman" w:hAnsi="Times New Roman"/>
-          <w:sz w:val="28"/>
-          <w:szCs w:val="28"/>
+          <w:b w:val="0"/>
+          <w:bCs w:val="0"/>
+          <w:sz w:val="28"/>
+          <w:szCs w:val="28"/>
+          <w:shd w:val="clear" w:color="auto" w:fill="auto"/>
           <w:lang w:val="en-US"/>
         </w:rPr>
         <w:t xml:space="preserve">    {</w:t>
@@ -401,16 +425,22 @@
         <w:textAlignment w:val="auto"/>
         <w:rPr>
           <w:rFonts w:hint="default" w:ascii="Times New Roman" w:hAnsi="Times New Roman"/>
-          <w:sz w:val="28"/>
-          <w:szCs w:val="28"/>
+          <w:b w:val="0"/>
+          <w:bCs w:val="0"/>
+          <w:sz w:val="28"/>
+          <w:szCs w:val="28"/>
+          <w:shd w:val="clear" w:color="auto" w:fill="auto"/>
           <w:lang w:val="en-US"/>
         </w:rPr>
       </w:pPr>
       <w:r>
         <w:rPr>
           <w:rFonts w:hint="default" w:ascii="Times New Roman" w:hAnsi="Times New Roman"/>
-          <w:sz w:val="28"/>
-          <w:szCs w:val="28"/>
+          <w:b w:val="0"/>
+          <w:bCs w:val="0"/>
+          <w:sz w:val="28"/>
+          <w:szCs w:val="28"/>
+          <w:shd w:val="clear" w:color="auto" w:fill="auto"/>
           <w:lang w:val="en-US"/>
         </w:rPr>
         <w:t xml:space="preserve">        double[] numbers = { 1.5, 2.0, 3.5, 4.0, 2.0, 8.5 };</w:t>
@@ -436,8 +466,11 @@
         <w:textAlignment w:val="auto"/>
         <w:rPr>
           <w:rFonts w:hint="default" w:ascii="Times New Roman" w:hAnsi="Times New Roman"/>
-          <w:sz w:val="28"/>
-          <w:szCs w:val="28"/>
+          <w:b w:val="0"/>
+          <w:bCs w:val="0"/>
+          <w:sz w:val="28"/>
+          <w:szCs w:val="28"/>
+          <w:shd w:val="clear" w:color="auto" w:fill="auto"/>
           <w:lang w:val="en-US"/>
         </w:rPr>
       </w:pPr>
@@ -462,16 +495,22 @@
         <w:textAlignment w:val="auto"/>
         <w:rPr>
           <w:rFonts w:hint="default" w:ascii="Times New Roman" w:hAnsi="Times New Roman"/>
-          <w:sz w:val="28"/>
-          <w:szCs w:val="28"/>
+          <w:b w:val="0"/>
+          <w:bCs w:val="0"/>
+          <w:sz w:val="28"/>
+          <w:szCs w:val="28"/>
+          <w:shd w:val="clear" w:color="auto" w:fill="auto"/>
           <w:lang w:val="en-US"/>
         </w:rPr>
       </w:pPr>
       <w:r>
         <w:rPr>
           <w:rFonts w:hint="default" w:ascii="Times New Roman" w:hAnsi="Times New Roman"/>
-          <w:sz w:val="28"/>
-          <w:szCs w:val="28"/>
+          <w:b w:val="0"/>
+          <w:bCs w:val="0"/>
+          <w:sz w:val="28"/>
+          <w:szCs w:val="28"/>
+          <w:shd w:val="clear" w:color="auto" w:fill="auto"/>
           <w:lang w:val="en-US"/>
         </w:rPr>
         <w:t xml:space="preserve">        double product = 1;</w:t>
@@ -497,16 +536,22 @@
         <w:textAlignment w:val="auto"/>
         <w:rPr>
           <w:rFonts w:hint="default" w:ascii="Times New Roman" w:hAnsi="Times New Roman"/>
-          <w:sz w:val="28"/>
-          <w:szCs w:val="28"/>
+          <w:b w:val="0"/>
+          <w:bCs w:val="0"/>
+          <w:sz w:val="28"/>
+          <w:szCs w:val="28"/>
+          <w:shd w:val="clear" w:color="auto" w:fill="auto"/>
           <w:lang w:val="en-US"/>
         </w:rPr>
       </w:pPr>
       <w:r>
         <w:rPr>
           <w:rFonts w:hint="default" w:ascii="Times New Roman" w:hAnsi="Times New Roman"/>
-          <w:sz w:val="28"/>
-          <w:szCs w:val="28"/>
+          <w:b w:val="0"/>
+          <w:bCs w:val="0"/>
+          <w:sz w:val="28"/>
+          <w:szCs w:val="28"/>
+          <w:shd w:val="clear" w:color="auto" w:fill="auto"/>
           <w:lang w:val="en-US"/>
         </w:rPr>
         <w:t xml:space="preserve">        bool found = false;</w:t>
@@ -532,8 +577,11 @@
         <w:textAlignment w:val="auto"/>
         <w:rPr>
           <w:rFonts w:hint="default" w:ascii="Times New Roman" w:hAnsi="Times New Roman"/>
-          <w:sz w:val="28"/>
-          <w:szCs w:val="28"/>
+          <w:b w:val="0"/>
+          <w:bCs w:val="0"/>
+          <w:sz w:val="28"/>
+          <w:szCs w:val="28"/>
+          <w:shd w:val="clear" w:color="auto" w:fill="auto"/>
           <w:lang w:val="en-US"/>
         </w:rPr>
       </w:pPr>
@@ -558,16 +606,22 @@
         <w:textAlignment w:val="auto"/>
         <w:rPr>
           <w:rFonts w:hint="default" w:ascii="Times New Roman" w:hAnsi="Times New Roman"/>
-          <w:sz w:val="28"/>
-          <w:szCs w:val="28"/>
+          <w:b w:val="0"/>
+          <w:bCs w:val="0"/>
+          <w:sz w:val="28"/>
+          <w:szCs w:val="28"/>
+          <w:shd w:val="clear" w:color="auto" w:fill="auto"/>
           <w:lang w:val="en-US"/>
         </w:rPr>
       </w:pPr>
       <w:r>
         <w:rPr>
           <w:rFonts w:hint="default" w:ascii="Times New Roman" w:hAnsi="Times New Roman"/>
-          <w:sz w:val="28"/>
-          <w:szCs w:val="28"/>
+          <w:b w:val="0"/>
+          <w:bCs w:val="0"/>
+          <w:sz w:val="28"/>
+          <w:szCs w:val="28"/>
+          <w:shd w:val="clear" w:color="auto" w:fill="auto"/>
           <w:lang w:val="en-US"/>
         </w:rPr>
         <w:t xml:space="preserve">        for (int i = 0; i &lt; numbers.Length; i += 2)</w:t>
@@ -593,16 +647,22 @@
         <w:textAlignment w:val="auto"/>
         <w:rPr>
           <w:rFonts w:hint="default" w:ascii="Times New Roman" w:hAnsi="Times New Roman"/>
-          <w:sz w:val="28"/>
-          <w:szCs w:val="28"/>
+          <w:b w:val="0"/>
+          <w:bCs w:val="0"/>
+          <w:sz w:val="28"/>
+          <w:szCs w:val="28"/>
+          <w:shd w:val="clear" w:color="auto" w:fill="auto"/>
           <w:lang w:val="en-US"/>
         </w:rPr>
       </w:pPr>
       <w:r>
         <w:rPr>
           <w:rFonts w:hint="default" w:ascii="Times New Roman" w:hAnsi="Times New Roman"/>
-          <w:sz w:val="28"/>
-          <w:szCs w:val="28"/>
+          <w:b w:val="0"/>
+          <w:bCs w:val="0"/>
+          <w:sz w:val="28"/>
+          <w:szCs w:val="28"/>
+          <w:shd w:val="clear" w:color="auto" w:fill="auto"/>
           <w:lang w:val="en-US"/>
         </w:rPr>
         <w:t xml:space="preserve">        {</w:t>
@@ -1203,12 +1263,6 @@
             <w:insideH w:val="single" w:color="auto" w:sz="4" w:space="0"/>
             <w:insideV w:val="single" w:color="auto" w:sz="4" w:space="0"/>
           </w:tblBorders>
-          <w:tblCellMar>
-            <w:top w:w="0" w:type="dxa"/>
-            <w:left w:w="108" w:type="dxa"/>
-            <w:bottom w:w="0" w:type="dxa"/>
-            <w:right w:w="108" w:type="dxa"/>
-          </w:tblCellMar>
         </w:tblPrEx>
         <w:tc>
           <w:tcPr>
@@ -2278,6 +2332,12 @@
             <w:insideH w:val="single" w:color="auto" w:sz="4" w:space="0"/>
             <w:insideV w:val="single" w:color="auto" w:sz="4" w:space="0"/>
           </w:tblBorders>
+          <w:tblCellMar>
+            <w:top w:w="0" w:type="dxa"/>
+            <w:left w:w="108" w:type="dxa"/>
+            <w:bottom w:w="0" w:type="dxa"/>
+            <w:right w:w="108" w:type="dxa"/>
+          </w:tblCellMar>
         </w:tblPrEx>
         <w:tc>
           <w:tcPr>
@@ -4584,6 +4644,7 @@
                       <w:txbxContent>
                         <w:p>
                           <w:pPr>
+                            <w:jc w:val="center"/>
                             <w:rPr>
                               <w:rFonts w:hint="default" w:ascii="Times New Roman" w:hAnsi="Times New Roman" w:cs="Times New Roman"/>
                               <w:sz w:val="28"/>
@@ -4621,6 +4682,7 @@
                 <w:txbxContent>
                   <w:p>
                     <w:pPr>
+                      <w:jc w:val="center"/>
                       <w:rPr>
                         <w:rFonts w:hint="default" w:ascii="Times New Roman" w:hAnsi="Times New Roman" w:cs="Times New Roman"/>
                         <w:sz w:val="28"/>
@@ -9071,6 +9133,7 @@
   </w:style>
   <w:style w:type="paragraph" w:customStyle="1" w:styleId="46">
     <w:name w:val="Default"/>
+    <w:qFormat/>
     <w:uiPriority w:val="0"/>
     <w:pPr>
       <w:autoSpaceDE w:val="0"/>
@@ -9088,6 +9151,7 @@
   <w:style w:type="character" w:customStyle="1" w:styleId="47">
     <w:name w:val="Основной текст с отступом 3 Знак"/>
     <w:link w:val="15"/>
+    <w:qFormat/>
     <w:uiPriority w:val="0"/>
     <w:rPr>
       <w:rFonts w:ascii="Calibri" w:hAnsi="Calibri"/>
@@ -9098,6 +9162,7 @@
   <w:style w:type="character" w:customStyle="1" w:styleId="48">
     <w:name w:val="Чертежный Знак"/>
     <w:link w:val="35"/>
+    <w:qFormat/>
     <w:locked/>
     <w:uiPriority w:val="0"/>
     <w:rPr>

--- a/Word/Дубровский_02_.docx
+++ b/Word/Дубровский_02_.docx
@@ -203,8 +203,6 @@
         </w:rPr>
         <w:t>:</w:t>
       </w:r>
-      <w:bookmarkStart w:id="0" w:name="_GoBack"/>
-      <w:bookmarkEnd w:id="0"/>
     </w:p>
     <w:p>
       <w:pPr>
@@ -1263,6 +1261,12 @@
             <w:insideH w:val="single" w:color="auto" w:sz="4" w:space="0"/>
             <w:insideV w:val="single" w:color="auto" w:sz="4" w:space="0"/>
           </w:tblBorders>
+          <w:tblCellMar>
+            <w:top w:w="0" w:type="dxa"/>
+            <w:left w:w="108" w:type="dxa"/>
+            <w:bottom w:w="0" w:type="dxa"/>
+            <w:right w:w="108" w:type="dxa"/>
+          </w:tblCellMar>
         </w:tblPrEx>
         <w:tc>
           <w:tcPr>
@@ -1422,7 +1426,7 @@
                     </pic:cNvPicPr>
                   </pic:nvPicPr>
                   <pic:blipFill>
-                    <a:blip r:embed="rId10"/>
+                    <a:blip r:embed="rId11"/>
                     <a:stretch>
                       <a:fillRect/>
                     </a:stretch>
@@ -2490,7 +2494,7 @@
                     </pic:cNvPicPr>
                   </pic:nvPicPr>
                   <pic:blipFill>
-                    <a:blip r:embed="rId11"/>
+                    <a:blip r:embed="rId12"/>
                     <a:stretch>
                       <a:fillRect/>
                     </a:stretch>
@@ -2580,10 +2584,11 @@
       </w:pPr>
     </w:p>
     <w:sectPr>
-      <w:headerReference r:id="rId5" w:type="first"/>
-      <w:footerReference r:id="rId8" w:type="first"/>
-      <w:footerReference r:id="rId6" w:type="default"/>
-      <w:footerReference r:id="rId7" w:type="even"/>
+      <w:headerReference r:id="rId6" w:type="first"/>
+      <w:footerReference r:id="rId9" w:type="first"/>
+      <w:headerReference r:id="rId5" w:type="default"/>
+      <w:footerReference r:id="rId7" w:type="default"/>
+      <w:footerReference r:id="rId8" w:type="even"/>
       <w:pgSz w:w="11906" w:h="16838"/>
       <w:pgMar w:top="851" w:right="567" w:bottom="1560" w:left="1418" w:header="454" w:footer="397" w:gutter="0"/>
       <w:pgNumType w:start="39"/>
@@ -3525,6 +3530,8 @@
         </mc:Fallback>
       </mc:AlternateContent>
     </w:r>
+    <w:bookmarkStart w:id="0" w:name="_GoBack"/>
+    <w:bookmarkEnd w:id="0"/>
     <w:r>
       <mc:AlternateContent>
         <mc:Choice Requires="wps">
@@ -3567,7 +3574,7 @@
                           <w:pPr>
                             <w:jc w:val="center"/>
                             <w:rPr>
-                              <w:rFonts w:hint="default"/>
+                              <w:rFonts w:hint="default" w:ascii="Times New Roman" w:hAnsi="Times New Roman" w:cs="Times New Roman"/>
                               <w:sz w:val="28"/>
                               <w:szCs w:val="28"/>
                               <w:lang w:val="ru-RU"/>
@@ -3575,6 +3582,7 @@
                           </w:pPr>
                           <w:r>
                             <w:rPr>
+                              <w:rFonts w:hint="default" w:ascii="Times New Roman" w:hAnsi="Times New Roman" w:cs="Times New Roman"/>
                               <w:sz w:val="28"/>
                               <w:szCs w:val="28"/>
                             </w:rPr>
@@ -3582,6 +3590,7 @@
                           </w:r>
                           <w:r>
                             <w:rPr>
+                              <w:rFonts w:hint="default" w:ascii="Times New Roman" w:hAnsi="Times New Roman" w:cs="Times New Roman"/>
                               <w:sz w:val="28"/>
                               <w:szCs w:val="28"/>
                               <w:lang w:val="ru-RU"/>
@@ -3590,6 +3599,7 @@
                           </w:r>
                           <w:r>
                             <w:rPr>
+                              <w:rFonts w:hint="default" w:ascii="Times New Roman" w:hAnsi="Times New Roman" w:cs="Times New Roman"/>
                               <w:bCs/>
                               <w:sz w:val="28"/>
                               <w:szCs w:val="28"/>
@@ -3598,7 +3608,7 @@
                           </w:r>
                           <w:r>
                             <w:rPr>
-                              <w:rFonts w:hint="default"/>
+                              <w:rFonts w:hint="default" w:ascii="Times New Roman" w:hAnsi="Times New Roman" w:cs="Times New Roman"/>
                               <w:bCs/>
                               <w:sz w:val="28"/>
                               <w:szCs w:val="28"/>
@@ -3608,6 +3618,7 @@
                           </w:r>
                           <w:r>
                             <w:rPr>
+                              <w:rFonts w:hint="default" w:ascii="Times New Roman" w:hAnsi="Times New Roman" w:cs="Times New Roman"/>
                               <w:sz w:val="28"/>
                               <w:szCs w:val="28"/>
                             </w:rPr>
@@ -3615,7 +3626,7 @@
                           </w:r>
                           <w:r>
                             <w:rPr>
-                              <w:rFonts w:hint="default"/>
+                              <w:rFonts w:hint="default" w:ascii="Times New Roman" w:hAnsi="Times New Roman" w:cs="Times New Roman"/>
                               <w:sz w:val="28"/>
                               <w:szCs w:val="28"/>
                               <w:lang w:val="ru-RU"/>
@@ -3623,8 +3634,24 @@
                             <w:t>2</w:t>
                           </w:r>
                         </w:p>
-                        <w:p/>
-                        <w:p/>
+                        <w:p>
+                          <w:pPr>
+                            <w:rPr>
+                              <w:rFonts w:hint="default" w:ascii="Times New Roman" w:hAnsi="Times New Roman" w:cs="Times New Roman"/>
+                              <w:sz w:val="28"/>
+                              <w:szCs w:val="28"/>
+                            </w:rPr>
+                          </w:pPr>
+                        </w:p>
+                        <w:p>
+                          <w:pPr>
+                            <w:rPr>
+                              <w:rFonts w:hint="default" w:ascii="Times New Roman" w:hAnsi="Times New Roman" w:cs="Times New Roman"/>
+                              <w:sz w:val="28"/>
+                              <w:szCs w:val="28"/>
+                            </w:rPr>
+                          </w:pPr>
+                        </w:p>
                       </w:txbxContent>
                     </wps:txbx>
                     <wps:bodyPr rot="0" vert="horz" wrap="square" lIns="0" tIns="0" rIns="0" bIns="0" anchor="t" anchorCtr="0" upright="1">
@@ -3649,7 +3676,7 @@
                     <w:pPr>
                       <w:jc w:val="center"/>
                       <w:rPr>
-                        <w:rFonts w:hint="default"/>
+                        <w:rFonts w:hint="default" w:ascii="Times New Roman" w:hAnsi="Times New Roman" w:cs="Times New Roman"/>
                         <w:sz w:val="28"/>
                         <w:szCs w:val="28"/>
                         <w:lang w:val="ru-RU"/>
@@ -3657,6 +3684,7 @@
                     </w:pPr>
                     <w:r>
                       <w:rPr>
+                        <w:rFonts w:hint="default" w:ascii="Times New Roman" w:hAnsi="Times New Roman" w:cs="Times New Roman"/>
                         <w:sz w:val="28"/>
                         <w:szCs w:val="28"/>
                       </w:rPr>
@@ -3664,6 +3692,7 @@
                     </w:r>
                     <w:r>
                       <w:rPr>
+                        <w:rFonts w:hint="default" w:ascii="Times New Roman" w:hAnsi="Times New Roman" w:cs="Times New Roman"/>
                         <w:sz w:val="28"/>
                         <w:szCs w:val="28"/>
                         <w:lang w:val="ru-RU"/>
@@ -3672,6 +3701,7 @@
                     </w:r>
                     <w:r>
                       <w:rPr>
+                        <w:rFonts w:hint="default" w:ascii="Times New Roman" w:hAnsi="Times New Roman" w:cs="Times New Roman"/>
                         <w:bCs/>
                         <w:sz w:val="28"/>
                         <w:szCs w:val="28"/>
@@ -3680,7 +3710,7 @@
                     </w:r>
                     <w:r>
                       <w:rPr>
-                        <w:rFonts w:hint="default"/>
+                        <w:rFonts w:hint="default" w:ascii="Times New Roman" w:hAnsi="Times New Roman" w:cs="Times New Roman"/>
                         <w:bCs/>
                         <w:sz w:val="28"/>
                         <w:szCs w:val="28"/>
@@ -3690,6 +3720,7 @@
                     </w:r>
                     <w:r>
                       <w:rPr>
+                        <w:rFonts w:hint="default" w:ascii="Times New Roman" w:hAnsi="Times New Roman" w:cs="Times New Roman"/>
                         <w:sz w:val="28"/>
                         <w:szCs w:val="28"/>
                       </w:rPr>
@@ -3697,7 +3728,7 @@
                     </w:r>
                     <w:r>
                       <w:rPr>
-                        <w:rFonts w:hint="default"/>
+                        <w:rFonts w:hint="default" w:ascii="Times New Roman" w:hAnsi="Times New Roman" w:cs="Times New Roman"/>
                         <w:sz w:val="28"/>
                         <w:szCs w:val="28"/>
                         <w:lang w:val="ru-RU"/>
@@ -3705,8 +3736,24 @@
                       <w:t>2</w:t>
                     </w:r>
                   </w:p>
-                  <w:p/>
-                  <w:p/>
+                  <w:p>
+                    <w:pPr>
+                      <w:rPr>
+                        <w:rFonts w:hint="default" w:ascii="Times New Roman" w:hAnsi="Times New Roman" w:cs="Times New Roman"/>
+                        <w:sz w:val="28"/>
+                        <w:szCs w:val="28"/>
+                      </w:rPr>
+                    </w:pPr>
+                  </w:p>
+                  <w:p>
+                    <w:pPr>
+                      <w:rPr>
+                        <w:rFonts w:hint="default" w:ascii="Times New Roman" w:hAnsi="Times New Roman" w:cs="Times New Roman"/>
+                        <w:sz w:val="28"/>
+                        <w:szCs w:val="28"/>
+                      </w:rPr>
+                    </w:pPr>
+                  </w:p>
                 </w:txbxContent>
               </v:textbox>
             </v:shape>
@@ -6371,7 +6418,7 @@
                           <w:pPr>
                             <w:jc w:val="center"/>
                             <w:rPr>
-                              <w:rFonts w:hint="default"/>
+                              <w:rFonts w:hint="default" w:ascii="Times New Roman" w:hAnsi="Times New Roman" w:cs="Times New Roman"/>
                               <w:sz w:val="28"/>
                               <w:szCs w:val="28"/>
                               <w:lang w:val="ru-RU"/>
@@ -6379,6 +6426,7 @@
                           </w:pPr>
                           <w:r>
                             <w:rPr>
+                              <w:rFonts w:hint="default" w:ascii="Times New Roman" w:hAnsi="Times New Roman" w:cs="Times New Roman"/>
                               <w:sz w:val="28"/>
                               <w:szCs w:val="28"/>
                             </w:rPr>
@@ -6386,6 +6434,7 @@
                           </w:r>
                           <w:r>
                             <w:rPr>
+                              <w:rFonts w:hint="default" w:ascii="Times New Roman" w:hAnsi="Times New Roman" w:cs="Times New Roman"/>
                               <w:sz w:val="28"/>
                               <w:szCs w:val="28"/>
                               <w:lang w:val="ru-RU"/>
@@ -6394,6 +6443,7 @@
                           </w:r>
                           <w:r>
                             <w:rPr>
+                              <w:rFonts w:hint="default" w:ascii="Times New Roman" w:hAnsi="Times New Roman" w:cs="Times New Roman"/>
                               <w:bCs/>
                               <w:sz w:val="28"/>
                               <w:szCs w:val="28"/>
@@ -6402,7 +6452,7 @@
                           </w:r>
                           <w:r>
                             <w:rPr>
-                              <w:rFonts w:hint="default"/>
+                              <w:rFonts w:hint="default" w:ascii="Times New Roman" w:hAnsi="Times New Roman" w:cs="Times New Roman"/>
                               <w:bCs/>
                               <w:sz w:val="28"/>
                               <w:szCs w:val="28"/>
@@ -6412,6 +6462,7 @@
                           </w:r>
                           <w:r>
                             <w:rPr>
+                              <w:rFonts w:hint="default" w:ascii="Times New Roman" w:hAnsi="Times New Roman" w:cs="Times New Roman"/>
                               <w:sz w:val="28"/>
                               <w:szCs w:val="28"/>
                             </w:rPr>
@@ -6419,7 +6470,7 @@
                           </w:r>
                           <w:r>
                             <w:rPr>
-                              <w:rFonts w:hint="default"/>
+                              <w:rFonts w:hint="default" w:ascii="Times New Roman" w:hAnsi="Times New Roman" w:cs="Times New Roman"/>
                               <w:sz w:val="28"/>
                               <w:szCs w:val="28"/>
                               <w:lang w:val="ru-RU"/>
@@ -6427,8 +6478,24 @@
                             <w:t>2</w:t>
                           </w:r>
                         </w:p>
-                        <w:p/>
-                        <w:p/>
+                        <w:p>
+                          <w:pPr>
+                            <w:rPr>
+                              <w:rFonts w:hint="default" w:ascii="Times New Roman" w:hAnsi="Times New Roman" w:cs="Times New Roman"/>
+                              <w:sz w:val="28"/>
+                              <w:szCs w:val="28"/>
+                            </w:rPr>
+                          </w:pPr>
+                        </w:p>
+                        <w:p>
+                          <w:pPr>
+                            <w:rPr>
+                              <w:rFonts w:hint="default" w:ascii="Times New Roman" w:hAnsi="Times New Roman" w:cs="Times New Roman"/>
+                              <w:sz w:val="28"/>
+                              <w:szCs w:val="28"/>
+                            </w:rPr>
+                          </w:pPr>
+                        </w:p>
                       </w:txbxContent>
                     </wps:txbx>
                     <wps:bodyPr rot="0" vert="horz" wrap="square" lIns="0" tIns="0" rIns="0" bIns="0" anchor="t" anchorCtr="0" upright="1">
@@ -6453,7 +6520,7 @@
                     <w:pPr>
                       <w:jc w:val="center"/>
                       <w:rPr>
-                        <w:rFonts w:hint="default"/>
+                        <w:rFonts w:hint="default" w:ascii="Times New Roman" w:hAnsi="Times New Roman" w:cs="Times New Roman"/>
                         <w:sz w:val="28"/>
                         <w:szCs w:val="28"/>
                         <w:lang w:val="ru-RU"/>
@@ -6461,6 +6528,7 @@
                     </w:pPr>
                     <w:r>
                       <w:rPr>
+                        <w:rFonts w:hint="default" w:ascii="Times New Roman" w:hAnsi="Times New Roman" w:cs="Times New Roman"/>
                         <w:sz w:val="28"/>
                         <w:szCs w:val="28"/>
                       </w:rPr>
@@ -6468,6 +6536,7 @@
                     </w:r>
                     <w:r>
                       <w:rPr>
+                        <w:rFonts w:hint="default" w:ascii="Times New Roman" w:hAnsi="Times New Roman" w:cs="Times New Roman"/>
                         <w:sz w:val="28"/>
                         <w:szCs w:val="28"/>
                         <w:lang w:val="ru-RU"/>
@@ -6476,6 +6545,7 @@
                     </w:r>
                     <w:r>
                       <w:rPr>
+                        <w:rFonts w:hint="default" w:ascii="Times New Roman" w:hAnsi="Times New Roman" w:cs="Times New Roman"/>
                         <w:bCs/>
                         <w:sz w:val="28"/>
                         <w:szCs w:val="28"/>
@@ -6484,7 +6554,7 @@
                     </w:r>
                     <w:r>
                       <w:rPr>
-                        <w:rFonts w:hint="default"/>
+                        <w:rFonts w:hint="default" w:ascii="Times New Roman" w:hAnsi="Times New Roman" w:cs="Times New Roman"/>
                         <w:bCs/>
                         <w:sz w:val="28"/>
                         <w:szCs w:val="28"/>
@@ -6494,6 +6564,7 @@
                     </w:r>
                     <w:r>
                       <w:rPr>
+                        <w:rFonts w:hint="default" w:ascii="Times New Roman" w:hAnsi="Times New Roman" w:cs="Times New Roman"/>
                         <w:sz w:val="28"/>
                         <w:szCs w:val="28"/>
                       </w:rPr>
@@ -6501,7 +6572,7 @@
                     </w:r>
                     <w:r>
                       <w:rPr>
-                        <w:rFonts w:hint="default"/>
+                        <w:rFonts w:hint="default" w:ascii="Times New Roman" w:hAnsi="Times New Roman" w:cs="Times New Roman"/>
                         <w:sz w:val="28"/>
                         <w:szCs w:val="28"/>
                         <w:lang w:val="ru-RU"/>
@@ -6509,8 +6580,24 @@
                       <w:t>2</w:t>
                     </w:r>
                   </w:p>
-                  <w:p/>
-                  <w:p/>
+                  <w:p>
+                    <w:pPr>
+                      <w:rPr>
+                        <w:rFonts w:hint="default" w:ascii="Times New Roman" w:hAnsi="Times New Roman" w:cs="Times New Roman"/>
+                        <w:sz w:val="28"/>
+                        <w:szCs w:val="28"/>
+                      </w:rPr>
+                    </w:pPr>
+                  </w:p>
+                  <w:p>
+                    <w:pPr>
+                      <w:rPr>
+                        <w:rFonts w:hint="default" w:ascii="Times New Roman" w:hAnsi="Times New Roman" w:cs="Times New Roman"/>
+                        <w:sz w:val="28"/>
+                        <w:szCs w:val="28"/>
+                      </w:rPr>
+                    </w:pPr>
+                  </w:p>
                 </w:txbxContent>
               </v:textbox>
             </v:shape>
@@ -8308,6 +8395,16 @@
     <w:pPr>
       <w:pStyle w:val="17"/>
     </w:pPr>
+  </w:p>
+</w:hdr>
+</file>
+
+<file path=word/header2.xml><?xml version="1.0" encoding="utf-8"?>
+<w:hdr xmlns:wpc="http://schemas.microsoft.com/office/word/2010/wordprocessingCanvas" xmlns:mc="http://schemas.openxmlformats.org/markup-compatibility/2006" xmlns:o="urn:schemas-microsoft-com:office:office" xmlns:r="http://schemas.openxmlformats.org/officeDocument/2006/relationships" xmlns:m="http://schemas.openxmlformats.org/officeDocument/2006/math" xmlns:v="urn:schemas-microsoft-com:vml" xmlns:wp14="http://schemas.microsoft.com/office/word/2010/wordprocessingDrawing" xmlns:wp="http://schemas.openxmlformats.org/drawingml/2006/wordprocessingDrawing" xmlns:w10="urn:schemas-microsoft-com:office:word" xmlns:w="http://schemas.openxmlformats.org/wordprocessingml/2006/main" xmlns:w14="http://schemas.microsoft.com/office/word/2010/wordml" xmlns:w15="http://schemas.microsoft.com/office/word/2012/wordml" xmlns:wpg="http://schemas.microsoft.com/office/word/2010/wordprocessingGroup" xmlns:wpi="http://schemas.microsoft.com/office/word/2010/wordprocessingInk" xmlns:wne="http://schemas.microsoft.com/office/word/2006/wordml" xmlns:wps="http://schemas.microsoft.com/office/word/2010/wordprocessingShape" xmlns:wpsCustomData="http://www.wps.cn/officeDocument/2013/wpsCustomData" mc:Ignorable="w14 w15 wp14">
+  <w:p>
+    <w:pPr>
+      <w:pStyle w:val="17"/>
+    </w:pPr>
     <w:r>
       <w:rPr>
         <w:rFonts w:ascii="GOST type B" w:hAnsi="GOST type B"/>

--- a/Word/Дубровский_02_.docx
+++ b/Word/Дубровский_02_.docx
@@ -3622,7 +3622,24 @@
                               <w:sz w:val="28"/>
                               <w:szCs w:val="28"/>
                             </w:rPr>
-                            <w:t>.25.0</w:t>
+                            <w:t>.2</w:t>
+                          </w:r>
+                          <w:r>
+                            <w:rPr>
+                              <w:rFonts w:hint="default" w:ascii="Times New Roman" w:hAnsi="Times New Roman" w:cs="Times New Roman"/>
+                              <w:sz w:val="28"/>
+                              <w:szCs w:val="28"/>
+                              <w:lang w:val="ru-RU"/>
+                            </w:rPr>
+                            <w:t>6</w:t>
+                          </w:r>
+                          <w:r>
+                            <w:rPr>
+                              <w:rFonts w:hint="default" w:ascii="Times New Roman" w:hAnsi="Times New Roman" w:cs="Times New Roman"/>
+                              <w:sz w:val="28"/>
+                              <w:szCs w:val="28"/>
+                            </w:rPr>
+                            <w:t>.0</w:t>
                           </w:r>
                           <w:r>
                             <w:rPr>
@@ -3724,7 +3741,24 @@
                         <w:sz w:val="28"/>
                         <w:szCs w:val="28"/>
                       </w:rPr>
-                      <w:t>.25.0</w:t>
+                      <w:t>.2</w:t>
+                    </w:r>
+                    <w:r>
+                      <w:rPr>
+                        <w:rFonts w:hint="default" w:ascii="Times New Roman" w:hAnsi="Times New Roman" w:cs="Times New Roman"/>
+                        <w:sz w:val="28"/>
+                        <w:szCs w:val="28"/>
+                        <w:lang w:val="ru-RU"/>
+                      </w:rPr>
+                      <w:t>6</w:t>
+                    </w:r>
+                    <w:r>
+                      <w:rPr>
+                        <w:rFonts w:hint="default" w:ascii="Times New Roman" w:hAnsi="Times New Roman" w:cs="Times New Roman"/>
+                        <w:sz w:val="28"/>
+                        <w:szCs w:val="28"/>
+                      </w:rPr>
+                      <w:t>.0</w:t>
                     </w:r>
                     <w:r>
                       <w:rPr>
@@ -5197,9 +5231,10 @@
                         <w:p>
                           <w:pPr>
                             <w:rPr>
-                              <w:rFonts w:ascii="Times New Roman" w:hAnsi="Times New Roman"/>
+                              <w:rFonts w:hint="default" w:ascii="Times New Roman" w:hAnsi="Times New Roman"/>
                               <w:sz w:val="16"/>
                               <w:szCs w:val="18"/>
+                              <w:lang w:val="ru-RU"/>
                             </w:rPr>
                           </w:pPr>
                           <w:r>
@@ -5207,10 +5242,21 @@
                               <w:rFonts w:ascii="Times New Roman" w:hAnsi="Times New Roman"/>
                               <w:sz w:val="15"/>
                               <w:szCs w:val="15"/>
+                              <w:lang w:val="ru-RU"/>
                             </w:rPr>
-                            <w:t>Толочко П.С.</w:t>
+                            <w:t>Новик</w:t>
+                          </w:r>
+                          <w:r>
+                            <w:rPr>
+                              <w:rFonts w:hint="default" w:ascii="Times New Roman" w:hAnsi="Times New Roman"/>
+                              <w:sz w:val="15"/>
+                              <w:szCs w:val="15"/>
+                              <w:lang w:val="ru-RU"/>
+                            </w:rPr>
+                            <w:t xml:space="preserve"> А.И.</w:t>
                           </w:r>
                         </w:p>
+                        <w:p/>
                       </w:txbxContent>
                     </wps:txbx>
                     <wps:bodyPr rot="0" vert="horz" wrap="square" lIns="0" tIns="0" rIns="0" bIns="0" anchor="t" anchorCtr="0" upright="1">
@@ -5234,9 +5280,10 @@
                   <w:p>
                     <w:pPr>
                       <w:rPr>
-                        <w:rFonts w:ascii="Times New Roman" w:hAnsi="Times New Roman"/>
+                        <w:rFonts w:hint="default" w:ascii="Times New Roman" w:hAnsi="Times New Roman"/>
                         <w:sz w:val="16"/>
                         <w:szCs w:val="18"/>
+                        <w:lang w:val="ru-RU"/>
                       </w:rPr>
                     </w:pPr>
                     <w:r>
@@ -5244,10 +5291,21 @@
                         <w:rFonts w:ascii="Times New Roman" w:hAnsi="Times New Roman"/>
                         <w:sz w:val="15"/>
                         <w:szCs w:val="15"/>
+                        <w:lang w:val="ru-RU"/>
                       </w:rPr>
-                      <w:t>Толочко П.С.</w:t>
+                      <w:t>Новик</w:t>
+                    </w:r>
+                    <w:r>
+                      <w:rPr>
+                        <w:rFonts w:hint="default" w:ascii="Times New Roman" w:hAnsi="Times New Roman"/>
+                        <w:sz w:val="15"/>
+                        <w:szCs w:val="15"/>
+                        <w:lang w:val="ru-RU"/>
+                      </w:rPr>
+                      <w:t xml:space="preserve"> А.И.</w:t>
                     </w:r>
                   </w:p>
+                  <w:p/>
                 </w:txbxContent>
               </v:textbox>
             </v:shape>
@@ -6466,7 +6524,24 @@
                               <w:sz w:val="28"/>
                               <w:szCs w:val="28"/>
                             </w:rPr>
-                            <w:t>.25.0</w:t>
+                            <w:t>.2</w:t>
+                          </w:r>
+                          <w:r>
+                            <w:rPr>
+                              <w:rFonts w:hint="default" w:ascii="Times New Roman" w:hAnsi="Times New Roman" w:cs="Times New Roman"/>
+                              <w:sz w:val="28"/>
+                              <w:szCs w:val="28"/>
+                              <w:lang w:val="ru-RU"/>
+                            </w:rPr>
+                            <w:t>6</w:t>
+                          </w:r>
+                          <w:r>
+                            <w:rPr>
+                              <w:rFonts w:hint="default" w:ascii="Times New Roman" w:hAnsi="Times New Roman" w:cs="Times New Roman"/>
+                              <w:sz w:val="28"/>
+                              <w:szCs w:val="28"/>
+                            </w:rPr>
+                            <w:t>.0</w:t>
                           </w:r>
                           <w:r>
                             <w:rPr>
@@ -6568,7 +6643,24 @@
                         <w:sz w:val="28"/>
                         <w:szCs w:val="28"/>
                       </w:rPr>
-                      <w:t>.25.0</w:t>
+                      <w:t>.2</w:t>
+                    </w:r>
+                    <w:r>
+                      <w:rPr>
+                        <w:rFonts w:hint="default" w:ascii="Times New Roman" w:hAnsi="Times New Roman" w:cs="Times New Roman"/>
+                        <w:sz w:val="28"/>
+                        <w:szCs w:val="28"/>
+                        <w:lang w:val="ru-RU"/>
+                      </w:rPr>
+                      <w:t>6</w:t>
+                    </w:r>
+                    <w:r>
+                      <w:rPr>
+                        <w:rFonts w:hint="default" w:ascii="Times New Roman" w:hAnsi="Times New Roman" w:cs="Times New Roman"/>
+                        <w:sz w:val="28"/>
+                        <w:szCs w:val="28"/>
+                      </w:rPr>
+                      <w:t>.0</w:t>
                     </w:r>
                     <w:r>
                       <w:rPr>
